--- a/documentation/user_guides/individual_programs/mood_analyzer/Mood_Analyzer_User_Guide.docx
+++ b/documentation/user_guides/individual_programs/mood_analyzer/Mood_Analyzer_User_Guide.docx
@@ -396,7 +396,7 @@
     </w:p>
     <w:p>
       <w:r>
-        <w:t>Processing shows four worker slots, progress, processed/skipped/error counts, and per-file status messages. Results reports total files, analyzed/tagged files, skipped files, errors, and elapsed time. The tool can open the source folder and the generated log.</w:t>
+        <w:t>Processing shows one worker slot per logical CPU (at most eight), progress, processed/skipped/error counts, and per-file status messages. Results reports total files, analyzed/tagged files, skipped files, errors, and elapsed time. The tool can open the source folder and the generated log.</w:t>
       </w:r>
     </w:p>
     <w:p>
